--- a/S1-CL3-Cloud-Infrastructure-Improvement/mappings/ICTCLD504_Assessment_Mapping.docx
+++ b/S1-CL3-Cloud-Infrastructure-Improvement/mappings/ICTCLD504_Assessment_Mapping.docx
@@ -1624,7 +1624,7 @@
           </w:tcPr>
           <w:p>
             <w:r>
-              <w:t>D5</w:t>
+              <w:t>D2</w:t>
             </w:r>
           </w:p>
         </w:tc>
@@ -2445,7 +2445,7 @@
           </w:tcPr>
           <w:p>
             <w:r>
-              <w:t>D1, D5</w:t>
+              <w:t>D1</w:t>
             </w:r>
           </w:p>
         </w:tc>
@@ -2552,7 +2552,7 @@
           </w:tcPr>
           <w:p>
             <w:r>
-              <w:t>D2</w:t>
+              <w:t>D3</w:t>
             </w:r>
           </w:p>
         </w:tc>
@@ -2659,7 +2659,7 @@
           </w:tcPr>
           <w:p>
             <w:r>
-              <w:t>D2</w:t>
+              <w:t>D3, D7</w:t>
             </w:r>
           </w:p>
         </w:tc>
@@ -2766,7 +2766,7 @@
           </w:tcPr>
           <w:p>
             <w:r>
-              <w:t>D2</w:t>
+              <w:t>D4</w:t>
             </w:r>
           </w:p>
         </w:tc>
@@ -2873,7 +2873,7 @@
           </w:tcPr>
           <w:p>
             <w:r>
-              <w:t>D3</w:t>
+              <w:t>D4</w:t>
             </w:r>
           </w:p>
         </w:tc>
@@ -2982,7 +2982,7 @@
           </w:tcPr>
           <w:p>
             <w:r>
-              <w:t>D3</w:t>
+              <w:t>D5</w:t>
             </w:r>
           </w:p>
         </w:tc>
@@ -3089,7 +3089,7 @@
           </w:tcPr>
           <w:p>
             <w:r>
-              <w:t>D4</w:t>
+              <w:t>D6</w:t>
             </w:r>
           </w:p>
         </w:tc>
@@ -3196,7 +3196,7 @@
           </w:tcPr>
           <w:p>
             <w:r>
-              <w:t>D4, D5</w:t>
+              <w:t>D6, D7</w:t>
             </w:r>
           </w:p>
         </w:tc>
@@ -3303,7 +3303,7 @@
           </w:tcPr>
           <w:p>
             <w:r>
-              <w:t>D6, D8</w:t>
+              <w:t>D9, D10</w:t>
             </w:r>
           </w:p>
         </w:tc>
@@ -3410,7 +3410,7 @@
           </w:tcPr>
           <w:p>
             <w:r>
-              <w:t>D9</w:t>
+              <w:t>D11</w:t>
             </w:r>
           </w:p>
         </w:tc>
@@ -3547,7 +3547,7 @@
           </w:tcPr>
           <w:p>
             <w:r>
-              <w:t>E1</w:t>
+              <w:t>I2</w:t>
             </w:r>
           </w:p>
         </w:tc>
@@ -3654,7 +3654,7 @@
           </w:tcPr>
           <w:p>
             <w:r>
-              <w:t>E2</w:t>
+              <w:t>I3</w:t>
             </w:r>
           </w:p>
         </w:tc>
@@ -3761,7 +3761,7 @@
           </w:tcPr>
           <w:p>
             <w:r>
-              <w:t>E3</w:t>
+              <w:t>I4</w:t>
             </w:r>
           </w:p>
         </w:tc>
@@ -3868,7 +3868,7 @@
           </w:tcPr>
           <w:p>
             <w:r>
-              <w:t>E4</w:t>
+              <w:t>I5</w:t>
             </w:r>
           </w:p>
         </w:tc>
@@ -3977,7 +3977,7 @@
           </w:tcPr>
           <w:p>
             <w:r>
-              <w:t>E5</w:t>
+              <w:t>I6</w:t>
             </w:r>
           </w:p>
         </w:tc>
@@ -4084,7 +4084,7 @@
           </w:tcPr>
           <w:p>
             <w:r>
-              <w:t>E6</w:t>
+              <w:t>I7</w:t>
             </w:r>
           </w:p>
         </w:tc>
@@ -4191,7 +4191,7 @@
           </w:tcPr>
           <w:p>
             <w:r>
-              <w:t>E7</w:t>
+              <w:t>I8</w:t>
             </w:r>
           </w:p>
         </w:tc>
@@ -4560,7 +4560,7 @@
           </w:tcPr>
           <w:p>
             <w:r>
-              <w:t>D4</w:t>
+              <w:t>D6, D8</w:t>
             </w:r>
           </w:p>
         </w:tc>
@@ -4681,7 +4681,7 @@
           </w:tcPr>
           <w:p>
             <w:r>
-              <w:t>E1, E3</w:t>
+              <w:t>I2</w:t>
             </w:r>
           </w:p>
         </w:tc>
@@ -4746,7 +4746,7 @@
           </w:tcPr>
           <w:p>
             <w:r>
-              <w:t>D3</w:t>
+              <w:t>D4, D5</w:t>
             </w:r>
           </w:p>
         </w:tc>
@@ -4867,7 +4867,7 @@
           </w:tcPr>
           <w:p>
             <w:r>
-              <w:t>E1</w:t>
+              <w:t>I1, I9</w:t>
             </w:r>
           </w:p>
         </w:tc>
@@ -4960,7 +4960,7 @@
           </w:tcPr>
           <w:p>
             <w:r>
-              <w:t>E5, E8</w:t>
+              <w:t>I6</w:t>
             </w:r>
           </w:p>
         </w:tc>
@@ -5340,7 +5340,7 @@
           </w:tcPr>
           <w:p>
             <w:r>
-              <w:t>D7</w:t>
+              <w:t>D12</w:t>
             </w:r>
           </w:p>
         </w:tc>
@@ -5434,7 +5434,7 @@
           </w:tcPr>
           <w:p>
             <w:r>
-              <w:t>D7</w:t>
+              <w:t>D12</w:t>
             </w:r>
           </w:p>
         </w:tc>
@@ -5528,7 +5528,7 @@
           </w:tcPr>
           <w:p>
             <w:r>
-              <w:t>D7</w:t>
+              <w:t>D3, D12</w:t>
             </w:r>
           </w:p>
         </w:tc>
@@ -5622,7 +5622,7 @@
           </w:tcPr>
           <w:p>
             <w:r>
-              <w:t>D6</w:t>
+              <w:t>D3</w:t>
             </w:r>
           </w:p>
         </w:tc>
@@ -5716,7 +5716,7 @@
           </w:tcPr>
           <w:p>
             <w:r>
-              <w:t>D6</w:t>
+              <w:t>D3, D12</w:t>
             </w:r>
           </w:p>
         </w:tc>
@@ -5810,7 +5810,7 @@
           </w:tcPr>
           <w:p>
             <w:r>
-              <w:t>D7</w:t>
+              <w:t>D12</w:t>
             </w:r>
           </w:p>
         </w:tc>
@@ -5932,7 +5932,7 @@
           </w:tcPr>
           <w:p>
             <w:r>
-              <w:t>E3</w:t>
+              <w:t>I4, I10</w:t>
             </w:r>
           </w:p>
         </w:tc>
@@ -5998,7 +5998,7 @@
           </w:tcPr>
           <w:p>
             <w:r>
-              <w:t>D7</w:t>
+              <w:t>D6</w:t>
             </w:r>
           </w:p>
         </w:tc>
@@ -6214,7 +6214,7 @@
           </w:tcPr>
           <w:p>
             <w:r>
-              <w:t>E2</w:t>
+              <w:t>I3, I10</w:t>
             </w:r>
           </w:p>
         </w:tc>
@@ -6668,7 +6668,7 @@
           </w:tcPr>
           <w:p>
             <w:r>
-              <w:t>D8</w:t>
+              <w:t>D10</w:t>
             </w:r>
           </w:p>
         </w:tc>
@@ -6695,7 +6695,9 @@
             <w:shd w:val="clear" w:color="auto" w:fill="auto"/>
           </w:tcPr>
           <w:p>
-            <w:r/>
+            <w:r>
+              <w:t>I8</w:t>
+            </w:r>
           </w:p>
         </w:tc>
         <w:tc>
@@ -6786,7 +6788,7 @@
           </w:tcPr>
           <w:p>
             <w:r>
-              <w:t>D10</w:t>
+              <w:t>D1, D2</w:t>
             </w:r>
           </w:p>
         </w:tc>
@@ -6904,7 +6906,7 @@
           </w:tcPr>
           <w:p>
             <w:r>
-              <w:t>D6, D10</w:t>
+              <w:t>D9</w:t>
             </w:r>
           </w:p>
         </w:tc>
@@ -6932,7 +6934,7 @@
           </w:tcPr>
           <w:p>
             <w:r>
-              <w:t>E5, E8</w:t>
+              <w:t>I6</w:t>
             </w:r>
           </w:p>
         </w:tc>
@@ -7023,7 +7025,9 @@
             <w:shd w:val="clear" w:color="auto" w:fill="auto"/>
           </w:tcPr>
           <w:p>
-            <w:r/>
+            <w:r>
+              <w:t>D1</w:t>
+            </w:r>
           </w:p>
         </w:tc>
         <w:tc>
@@ -7050,7 +7054,7 @@
           </w:tcPr>
           <w:p>
             <w:r>
-              <w:t>E8</w:t>
+              <w:t>I5, I10</w:t>
             </w:r>
           </w:p>
         </w:tc>
@@ -7141,7 +7145,9 @@
             <w:shd w:val="clear" w:color="auto" w:fill="auto"/>
           </w:tcPr>
           <w:p>
-            <w:r/>
+            <w:r>
+              <w:t>D4</w:t>
+            </w:r>
           </w:p>
         </w:tc>
         <w:tc>
@@ -7168,7 +7174,7 @@
           </w:tcPr>
           <w:p>
             <w:r>
-              <w:t>E8</w:t>
+              <w:t>I1, I10</w:t>
             </w:r>
           </w:p>
         </w:tc>
